--- a/Files/01 - Bereshis/11 - Vayechi/5784/Vayechi 5784.docx
+++ b/Files/01 - Bereshis/11 - Vayechi/5784/Vayechi 5784.docx
@@ -457,7 +457,7 @@
         <w:rPr>
           <w:rFonts w:ascii="Times New Roman" w:hAnsi="Times New Roman" w:cs="Times New Roman"/>
         </w:rPr>
-        <w:t>, unfortunately, struggles with these two</w:t>
+        <w:t xml:space="preserve">, unfortunately, struggles with these two </w:t>
       </w:r>
       <w:r>
         <w:rPr>
@@ -1318,7 +1318,7 @@
         <w:rPr>
           <w:rFonts w:ascii="Times New Roman" w:hAnsi="Times New Roman" w:cs="Times New Roman"/>
         </w:rPr>
-        <w:t>, and we should be able to serve</w:t>
+        <w:t xml:space="preserve">, and we should be able to serve </w:t>
       </w:r>
       <w:r>
         <w:rPr>
